--- a/doc/Ready/cc_zadanie_20260606_2242.docx
+++ b/doc/Ready/cc_zadanie_20260606_2242.docx
@@ -674,10 +674,7 @@
               <w:pStyle w:val="TableText"/>
             </w:pPr>
             <w:r>
-              <w:t xml:space="preserve">На выпускную </w:t>
-            </w:r>
-            <w:r>
-              <w:t>квалификационную работу студента</w:t>
+              <w:t>На выпускную квалификационную работу студента</w:t>
             </w:r>
           </w:p>
         </w:tc>
@@ -995,22 +992,31 @@
                 <w:i/>
                 <w:u w:val="single"/>
               </w:rPr>
-              <w:t xml:space="preserve"> </w:t>
+              <w:t xml:space="preserve"> Разработать веб</w:t>
             </w:r>
             <w:r>
               <w:rPr>
                 <w:i/>
                 <w:u w:val="single"/>
               </w:rPr>
-              <w:t>Разработать веб</w:t>
+              <w:noBreakHyphen/>
+              <w:t xml:space="preserve">приложение для отслеживания питания и расчёта КБЖУ, обеспечивающее пользователям удобный инструмент для мониторинга рациона, анализа потребления </w:t>
             </w:r>
+            <w:proofErr w:type="spellStart"/>
             <w:r>
               <w:rPr>
                 <w:i/>
                 <w:u w:val="single"/>
               </w:rPr>
-              <w:noBreakHyphen/>
-              <w:t xml:space="preserve">приложение для отслеживания питания и расчёта КБЖУ, обеспечивающее пользователям удобный инструмент для мониторинга рациона, анализа потребления макронутриентов и формирования здоровых пищевых привычек. </w:t>
+              <w:t>макронутриентов</w:t>
+            </w:r>
+            <w:proofErr w:type="spellEnd"/>
+            <w:r>
+              <w:rPr>
+                <w:i/>
+                <w:u w:val="single"/>
+              </w:rPr>
+              <w:t xml:space="preserve"> и формирования здоровых пищевых привычек. </w:t>
             </w:r>
             <w:r>
               <w:rPr>
@@ -1079,10 +1085,7 @@
               <w:pStyle w:val="TableText"/>
             </w:pPr>
             <w:r>
-              <w:t xml:space="preserve">Задание по разделам </w:t>
-            </w:r>
-            <w:r>
-              <w:t>работы:</w:t>
+              <w:t>Задание по разделам работы:</w:t>
             </w:r>
           </w:p>
         </w:tc>
@@ -1213,15 +1216,7 @@
                 <w:iCs/>
                 <w:u w:val="single"/>
               </w:rPr>
-              <w:t>перечень рассчит</w:t>
-            </w:r>
-            <w:r>
-              <w:rPr>
-                <w:i/>
-                <w:iCs/>
-                <w:u w:val="single"/>
-              </w:rPr>
-              <w:t>ываемых показателей (калории, белки, жиры, углеводы, витамины, минералы);</w:t>
+              <w:t>перечень рассчитываемых показателей (калории, белки, жиры, углеводы, витамины, минералы);</w:t>
             </w:r>
           </w:p>
           <w:p>
@@ -1310,15 +1305,25 @@
                 <w:u w:val="single"/>
               </w:rPr>
               <w:noBreakHyphen/>
-              <w:t>приложения, выбрать технологические стеки для фронтенда и бэкенда, спроектировать структ</w:t>
+              <w:t xml:space="preserve">приложения, выбрать технологические стеки для </w:t>
             </w:r>
+            <w:proofErr w:type="spellStart"/>
             <w:r>
               <w:rPr>
                 <w:i/>
                 <w:iCs/>
                 <w:u w:val="single"/>
               </w:rPr>
-              <w:t>уру базы данных.</w:t>
+              <w:t>фронтенда</w:t>
+            </w:r>
+            <w:proofErr w:type="spellEnd"/>
+            <w:r>
+              <w:rPr>
+                <w:i/>
+                <w:iCs/>
+                <w:u w:val="single"/>
+              </w:rPr>
+              <w:t xml:space="preserve"> и бэкенда, спроектировать структуру базы данных.</w:t>
             </w:r>
           </w:p>
           <w:p>
@@ -1424,15 +1429,7 @@
                 <w:iCs/>
                 <w:u w:val="single"/>
               </w:rPr>
-              <w:t xml:space="preserve">базу данных </w:t>
-            </w:r>
-            <w:r>
-              <w:rPr>
-                <w:i/>
-                <w:iCs/>
-                <w:u w:val="single"/>
-              </w:rPr>
-              <w:t>продуктов с поиском и фильтрацией;</w:t>
+              <w:t>базу данных продуктов с поиском и фильтрацией;</w:t>
             </w:r>
           </w:p>
           <w:p>
@@ -1510,15 +1507,25 @@
                 <w:iCs/>
                 <w:u w:val="single"/>
               </w:rPr>
-              <w:t>расчёт суточной нормы калорий и макронутриентов на основе антропометрическ</w:t>
+              <w:t xml:space="preserve">расчёт суточной нормы калорий и </w:t>
             </w:r>
+            <w:proofErr w:type="spellStart"/>
             <w:r>
               <w:rPr>
                 <w:i/>
                 <w:iCs/>
                 <w:u w:val="single"/>
               </w:rPr>
-              <w:t>их данных (рост, вес, возраст, пол) и уровня активности;</w:t>
+              <w:t>макронутриентов</w:t>
+            </w:r>
+            <w:proofErr w:type="spellEnd"/>
+            <w:r>
+              <w:rPr>
+                <w:i/>
+                <w:iCs/>
+                <w:u w:val="single"/>
+              </w:rPr>
+              <w:t xml:space="preserve"> на основе антропометрических данных (рост, вес, возраст, пол) и уровня активности;</w:t>
             </w:r>
           </w:p>
           <w:p>
@@ -1600,6 +1607,7 @@
                 <w:iCs/>
                 <w:u w:val="single"/>
               </w:rPr>
+              <w:lastRenderedPageBreak/>
               <w:t>круговые диаграммы распределения КБЖУ;</w:t>
             </w:r>
           </w:p>
@@ -1626,7 +1634,6 @@
                 <w:iCs/>
                 <w:u w:val="single"/>
               </w:rPr>
-              <w:lastRenderedPageBreak/>
               <w:t>графики динамики потребления калорий и веса;</w:t>
             </w:r>
           </w:p>
@@ -1653,15 +1660,7 @@
                 <w:iCs/>
                 <w:u w:val="single"/>
               </w:rPr>
-              <w:t>отчёты по</w:t>
-            </w:r>
-            <w:r>
-              <w:rPr>
-                <w:i/>
-                <w:iCs/>
-                <w:u w:val="single"/>
-              </w:rPr>
-              <w:t xml:space="preserve"> неделям/месяцам.</w:t>
+              <w:t>отчёты по неделям/месяцам.</w:t>
             </w:r>
           </w:p>
           <w:bookmarkEnd w:id="4"/>
@@ -1823,15 +1822,7 @@
                 <w:iCs/>
                 <w:u w:val="single"/>
               </w:rPr>
-              <w:instrText>SEQ L</w:instrText>
-            </w:r>
-            <w:r>
-              <w:rPr>
-                <w:i/>
-                <w:iCs/>
-                <w:u w:val="single"/>
-              </w:rPr>
-              <w:instrText>istNumTbl \* ARABIC\r 9</w:instrText>
+              <w:instrText>SEQ ListNumTbl \* ARABIC\r 9</w:instrText>
             </w:r>
             <w:r>
               <w:rPr>
@@ -1873,8 +1864,18 @@
                 <w:iCs/>
                 <w:u w:val="single"/>
               </w:rPr>
-              <w:t>Развернуть приложение на хостинге и обеспечить его работоспособность в продакшн</w:t>
+              <w:t xml:space="preserve">Развернуть приложение на хостинге и обеспечить его работоспособность в </w:t>
             </w:r>
+            <w:proofErr w:type="spellStart"/>
+            <w:r>
+              <w:rPr>
+                <w:i/>
+                <w:iCs/>
+                <w:u w:val="single"/>
+              </w:rPr>
+              <w:t>продакшн</w:t>
+            </w:r>
+            <w:proofErr w:type="spellEnd"/>
             <w:r>
               <w:rPr>
                 <w:i/>
@@ -2396,6 +2397,7 @@
       <w:footerReference w:type="even" r:id="rId9"/>
       <w:footerReference w:type="default" r:id="rId10"/>
       <w:headerReference w:type="first" r:id="rId11"/>
+      <w:footerReference w:type="first" r:id="rId12"/>
       <w:footnotePr>
         <w:numRestart w:val="eachPage"/>
       </w:footnotePr>
@@ -2403,8 +2405,7 @@
       <w:pgMar w:top="1134" w:right="850" w:bottom="1134" w:left="1701" w:header="453" w:footer="708" w:gutter="0"/>
       <w:pgNumType w:start="1"/>
       <w:cols w:space="708"/>
-      <w:titlePg/>
-      <w:docGrid w:linePitch="360"/>
+      <w:docGrid w:linePitch="381"/>
     </w:sectPr>
   </w:body>
 </w:document>
@@ -2471,31 +2472,83 @@
 <w:ftr xmlns:wpc="http://schemas.microsoft.com/office/word/2010/wordprocessingCanvas" xmlns:cx="http://schemas.microsoft.com/office/drawing/2014/chartex" xmlns:cx1="http://schemas.microsoft.com/office/drawing/2015/9/8/chartex" xmlns:cx2="http://schemas.microsoft.com/office/drawing/2015/10/21/chartex" xmlns:cx3="http://schemas.microsoft.com/office/drawing/2016/5/9/chartex" xmlns:cx4="http://schemas.microsoft.com/office/drawing/2016/5/10/chartex" xmlns:cx5="http://schemas.microsoft.com/office/drawing/2016/5/11/chartex" xmlns:cx6="http://schemas.microsoft.com/office/drawing/2016/5/12/chartex" xmlns:cx7="http://schemas.microsoft.com/office/drawing/2016/5/13/chartex" xmlns:cx8="http://schemas.microsoft.com/office/drawing/2016/5/14/chartex" xmlns:mc="http://schemas.openxmlformats.org/markup-compatibility/2006" xmlns:aink="http://schemas.microsoft.com/office/drawing/2016/ink" xmlns:am3d="http://schemas.microsoft.com/office/drawing/2017/model3d" xmlns:o="urn:schemas-microsoft-com:office:office" xmlns:r="http://schemas.openxmlformats.org/officeDocument/2006/relationships" xmlns:m="http://schemas.openxmlformats.org/officeDocument/2006/math" xmlns:v="urn:schemas-microsoft-com:vml" xmlns:wp14="http://schemas.microsoft.com/office/word/2010/wordprocessingDrawing" xmlns:wp="http://schemas.openxmlformats.org/drawingml/2006/wordprocessingDrawing" xmlns:w10="urn:schemas-microsoft-com:office:word" xmlns:w="http://schemas.openxmlformats.org/wordprocessingml/2006/main" xmlns:w14="http://schemas.microsoft.com/office/word/2010/wordml" xmlns:w15="http://schemas.microsoft.com/office/word/2012/wordml" xmlns:w16cex="http://schemas.microsoft.com/office/word/2018/wordml/cex" xmlns:w16cid="http://schemas.microsoft.com/office/word/2016/wordml/cid" xmlns:w16="http://schemas.microsoft.com/office/word/2018/wordml" xmlns:w16sdtdh="http://schemas.microsoft.com/office/word/2020/wordml/sdtdatahash" xmlns:w16se="http://schemas.microsoft.com/office/word/2015/wordml/symex" xmlns:wpg="http://schemas.microsoft.com/office/word/2010/wordprocessingGroup" xmlns:wpi="http://schemas.microsoft.com/office/word/2010/wordprocessingInk" xmlns:wne="http://schemas.microsoft.com/office/word/2006/wordml" xmlns:wps="http://schemas.microsoft.com/office/word/2010/wordprocessingShape" mc:Ignorable="w14 w15 w16se w16cid w16 w16cex w16sdtdh wp14">
   <w:p>
     <w:pPr>
-      <w:jc w:val="right"/>
-    </w:pPr>
-    <w:r>
-      <w:rPr>
-        <w:color w:val="FFFFFF"/>
-        <w:sz w:val="16"/>
-        <w:szCs w:val="16"/>
-        <w:lang w:val="en-US"/>
-      </w:rPr>
-      <w:t>Created in DITA</w:t>
-    </w:r>
+      <w:pStyle w:val="af2"/>
+      <w:jc w:val="center"/>
+    </w:pPr>
   </w:p>
+  <w:sdt>
+    <w:sdtPr>
+      <w:id w:val="-1716190228"/>
+      <w:docPartObj>
+        <w:docPartGallery w:val="Page Numbers (Bottom of Page)"/>
+        <w:docPartUnique/>
+      </w:docPartObj>
+    </w:sdtPr>
+    <w:sdtContent>
+      <w:p>
+        <w:pPr>
+          <w:pStyle w:val="af2"/>
+          <w:jc w:val="center"/>
+        </w:pPr>
+        <w:r>
+          <w:fldChar w:fldCharType="begin"/>
+        </w:r>
+        <w:r>
+          <w:instrText>PAGE   \* MERGEFORMAT</w:instrText>
+        </w:r>
+        <w:r>
+          <w:fldChar w:fldCharType="separate"/>
+        </w:r>
+        <w:r>
+          <w:t>2</w:t>
+        </w:r>
+        <w:r>
+          <w:fldChar w:fldCharType="end"/>
+        </w:r>
+      </w:p>
+    </w:sdtContent>
+  </w:sdt>
+</w:ftr>
+</file>
+
+<file path=word/footer3.xml><?xml version="1.0" encoding="utf-8"?>
+<w:ftr xmlns:wpc="http://schemas.microsoft.com/office/word/2010/wordprocessingCanvas" xmlns:cx="http://schemas.microsoft.com/office/drawing/2014/chartex" xmlns:cx1="http://schemas.microsoft.com/office/drawing/2015/9/8/chartex" xmlns:cx2="http://schemas.microsoft.com/office/drawing/2015/10/21/chartex" xmlns:cx3="http://schemas.microsoft.com/office/drawing/2016/5/9/chartex" xmlns:cx4="http://schemas.microsoft.com/office/drawing/2016/5/10/chartex" xmlns:cx5="http://schemas.microsoft.com/office/drawing/2016/5/11/chartex" xmlns:cx6="http://schemas.microsoft.com/office/drawing/2016/5/12/chartex" xmlns:cx7="http://schemas.microsoft.com/office/drawing/2016/5/13/chartex" xmlns:cx8="http://schemas.microsoft.com/office/drawing/2016/5/14/chartex" xmlns:mc="http://schemas.openxmlformats.org/markup-compatibility/2006" xmlns:aink="http://schemas.microsoft.com/office/drawing/2016/ink" xmlns:am3d="http://schemas.microsoft.com/office/drawing/2017/model3d" xmlns:o="urn:schemas-microsoft-com:office:office" xmlns:r="http://schemas.openxmlformats.org/officeDocument/2006/relationships" xmlns:m="http://schemas.openxmlformats.org/officeDocument/2006/math" xmlns:v="urn:schemas-microsoft-com:vml" xmlns:wp14="http://schemas.microsoft.com/office/word/2010/wordprocessingDrawing" xmlns:wp="http://schemas.openxmlformats.org/drawingml/2006/wordprocessingDrawing" xmlns:w10="urn:schemas-microsoft-com:office:word" xmlns:w="http://schemas.openxmlformats.org/wordprocessingml/2006/main" xmlns:w14="http://schemas.microsoft.com/office/word/2010/wordml" xmlns:w15="http://schemas.microsoft.com/office/word/2012/wordml" xmlns:w16cex="http://schemas.microsoft.com/office/word/2018/wordml/cex" xmlns:w16cid="http://schemas.microsoft.com/office/word/2016/wordml/cid" xmlns:w16="http://schemas.microsoft.com/office/word/2018/wordml" xmlns:w16sdtdh="http://schemas.microsoft.com/office/word/2020/wordml/sdtdatahash" xmlns:w16se="http://schemas.microsoft.com/office/word/2015/wordml/symex" xmlns:wpg="http://schemas.microsoft.com/office/word/2010/wordprocessingGroup" xmlns:wpi="http://schemas.microsoft.com/office/word/2010/wordprocessingInk" xmlns:wne="http://schemas.microsoft.com/office/word/2006/wordml" xmlns:wps="http://schemas.microsoft.com/office/word/2010/wordprocessingShape" mc:Ignorable="w14 w15 w16se w16cid w16 w16cex w16sdtdh wp14">
+  <w:sdt>
+    <w:sdtPr>
+      <w:id w:val="-1571724929"/>
+      <w:docPartObj>
+        <w:docPartGallery w:val="Page Numbers (Bottom of Page)"/>
+        <w:docPartUnique/>
+      </w:docPartObj>
+    </w:sdtPr>
+    <w:sdtContent>
+      <w:p>
+        <w:pPr>
+          <w:pStyle w:val="af2"/>
+          <w:jc w:val="center"/>
+        </w:pPr>
+        <w:r>
+          <w:fldChar w:fldCharType="begin"/>
+        </w:r>
+        <w:r>
+          <w:instrText>PAGE   \* MERGEFORMAT</w:instrText>
+        </w:r>
+        <w:r>
+          <w:fldChar w:fldCharType="separate"/>
+        </w:r>
+        <w:r>
+          <w:t>2</w:t>
+        </w:r>
+        <w:r>
+          <w:fldChar w:fldCharType="end"/>
+        </w:r>
+      </w:p>
+    </w:sdtContent>
+  </w:sdt>
   <w:p>
     <w:pPr>
-      <w:jc w:val="right"/>
-    </w:pPr>
-    <w:r>
-      <w:rPr>
-        <w:color w:val="FFFFFF"/>
-        <w:sz w:val="16"/>
-        <w:szCs w:val="16"/>
-        <w:lang w:val="en-US"/>
-      </w:rPr>
-      <w:t>20260606224234179</w:t>
-    </w:r>
+      <w:pStyle w:val="af2"/>
+    </w:pPr>
   </w:p>
 </w:ftr>
 </file>
